--- a/book/docx-por-capitulo/parte-b.docx
+++ b/book/docx-por-capitulo/parte-b.docx
@@ -24,16 +24,24 @@
     <w:p>
       <w:pPr>
         <w:pStyle w:val="Endure-FirstParagraphBodyText"/>
+        <w:spacing w:before="100" w:after="100"/>
       </w:pPr>
       <w:r>
+        <w:rPr>
+          <w:sz w:val="20"/>
+        </w:rPr>
         <w:t>Esta parte es el puente entre el conocimiento técnico y el valor tangible. Con la infraestructura de la Parte A completamente operativa, aquí construirá diez proyectos prácticos que resuelven necesidades reales: automatización empresarial, procesamiento de audio y documentos, generación de contenido, atención al cliente y exposición de servicios a Internet.</w:t>
       </w:r>
     </w:p>
     <w:p>
       <w:pPr>
         <w:pStyle w:val="Endure-ChapterBodyText"/>
+        <w:spacing w:before="100" w:after="100"/>
       </w:pPr>
       <w:r>
+        <w:rPr>
+          <w:sz w:val="20"/>
+        </w:rPr>
         <w:t>Cada proyecto está diseñado para ser completamente funcional desde el primer día, adaptable a su caso de uso específico y extensible mediante las secciones de escalabilidad incluidas en cada capítulo.</w:t>
       </w:r>
     </w:p>
@@ -49,20 +57,38 @@
         <w:gridCol w:w="2717"/>
       </w:tblGrid>
       <w:tr>
+        <w:trPr>
+          <w:trHeight w:val="453" w:hRule="atLeast"/>
+          <w:tblHeader/>
+        </w:trPr>
         <w:tc>
           <w:tcPr>
             <w:tcW w:type="dxa" w:w="2717"/>
             <w:shd w:val="clear" w:color="auto" w:fill="1A5A6A"/>
+            <w:tcBorders>
+              <w:top w:val="single" w:sz="12" w:color="FFFFFF"/>
+              <w:left w:val="single" w:sz="12" w:color="FFFFFF"/>
+              <w:bottom w:val="single" w:sz="12" w:color="FFFFFF"/>
+              <w:right w:val="single" w:sz="12" w:color="FFFFFF"/>
+            </w:tcBorders>
+            <w:vAlign w:val="center"/>
+            <w:tcMar>
+              <w:top w:w="60" w:type="dxa"/>
+              <w:left w:w="120" w:type="dxa"/>
+              <w:bottom w:w="60" w:type="dxa"/>
+              <w:right w:w="80" w:type="dxa"/>
+            </w:tcMar>
           </w:tcPr>
           <w:p>
             <w:pPr>
+              <w:spacing w:before="0" w:after="0"/>
               <w:jc w:val="center"/>
             </w:pPr>
             <w:r>
               <w:rPr>
                 <w:b/>
                 <w:color w:val="FFFFFF"/>
-                <w:sz w:val="17"/>
+                <w:sz w:val="16"/>
               </w:rPr>
               <w:t>Capítulo</w:t>
             </w:r>
@@ -72,16 +98,30 @@
           <w:tcPr>
             <w:tcW w:type="dxa" w:w="2717"/>
             <w:shd w:val="clear" w:color="auto" w:fill="1A5A6A"/>
+            <w:tcBorders>
+              <w:top w:val="single" w:sz="12" w:color="FFFFFF"/>
+              <w:left w:val="single" w:sz="12" w:color="FFFFFF"/>
+              <w:bottom w:val="single" w:sz="12" w:color="FFFFFF"/>
+              <w:right w:val="single" w:sz="12" w:color="FFFFFF"/>
+            </w:tcBorders>
+            <w:vAlign w:val="center"/>
+            <w:tcMar>
+              <w:top w:w="60" w:type="dxa"/>
+              <w:left w:w="120" w:type="dxa"/>
+              <w:bottom w:w="60" w:type="dxa"/>
+              <w:right w:w="80" w:type="dxa"/>
+            </w:tcMar>
           </w:tcPr>
           <w:p>
             <w:pPr>
+              <w:spacing w:before="0" w:after="0"/>
               <w:jc w:val="center"/>
             </w:pPr>
             <w:r>
               <w:rPr>
                 <w:b/>
                 <w:color w:val="FFFFFF"/>
-                <w:sz w:val="17"/>
+                <w:sz w:val="16"/>
               </w:rPr>
               <w:t>Proyecto</w:t>
             </w:r>
@@ -91,16 +131,30 @@
           <w:tcPr>
             <w:tcW w:type="dxa" w:w="2717"/>
             <w:shd w:val="clear" w:color="auto" w:fill="1A5A6A"/>
+            <w:tcBorders>
+              <w:top w:val="single" w:sz="12" w:color="FFFFFF"/>
+              <w:left w:val="single" w:sz="12" w:color="FFFFFF"/>
+              <w:bottom w:val="single" w:sz="12" w:color="FFFFFF"/>
+              <w:right w:val="single" w:sz="12" w:color="FFFFFF"/>
+            </w:tcBorders>
+            <w:vAlign w:val="center"/>
+            <w:tcMar>
+              <w:top w:w="60" w:type="dxa"/>
+              <w:left w:w="120" w:type="dxa"/>
+              <w:bottom w:w="60" w:type="dxa"/>
+              <w:right w:w="80" w:type="dxa"/>
+            </w:tcMar>
           </w:tcPr>
           <w:p>
             <w:pPr>
+              <w:spacing w:before="0" w:after="0"/>
               <w:jc w:val="center"/>
             </w:pPr>
             <w:r>
               <w:rPr>
                 <w:b/>
                 <w:color w:val="FFFFFF"/>
-                <w:sz w:val="17"/>
+                <w:sz w:val="16"/>
               </w:rPr>
               <w:t>Tecnologías principales</w:t>
             </w:r>
@@ -108,15 +162,35 @@
         </w:tc>
       </w:tr>
       <w:tr>
+        <w:trPr>
+          <w:trHeight w:val="283" w:hRule="atLeast"/>
+        </w:trPr>
         <w:tc>
           <w:tcPr>
             <w:tcW w:type="dxa" w:w="2717"/>
-            <w:shd w:val="clear" w:color="auto" w:fill="F8F8F8"/>
+            <w:shd w:val="clear" w:color="auto" w:fill="EAEAEA"/>
+            <w:tcBorders>
+              <w:top w:val="single" w:sz="12" w:color="FFFFFF"/>
+              <w:left w:val="single" w:sz="12" w:color="FFFFFF"/>
+              <w:bottom w:val="single" w:sz="12" w:color="FFFFFF"/>
+              <w:right w:val="single" w:sz="12" w:color="FFFFFF"/>
+            </w:tcBorders>
+            <w:vAlign w:val="center"/>
+            <w:tcMar>
+              <w:top w:w="40" w:type="dxa"/>
+              <w:left w:w="120" w:type="dxa"/>
+              <w:bottom w:w="40" w:type="dxa"/>
+              <w:right w:w="80" w:type="dxa"/>
+            </w:tcMar>
           </w:tcPr>
           <w:p>
+            <w:pPr>
+              <w:spacing w:before="0" w:after="0"/>
+              <w:jc w:val="center"/>
+            </w:pPr>
             <w:r>
               <w:rPr>
-                <w:sz w:val="17"/>
+                <w:sz w:val="16"/>
               </w:rPr>
               <w:t>19</w:t>
             </w:r>
@@ -125,12 +199,29 @@
         <w:tc>
           <w:tcPr>
             <w:tcW w:type="dxa" w:w="2717"/>
-            <w:shd w:val="clear" w:color="auto" w:fill="F8F8F8"/>
+            <w:shd w:val="clear" w:color="auto" w:fill="EAEAEA"/>
+            <w:tcBorders>
+              <w:top w:val="single" w:sz="12" w:color="FFFFFF"/>
+              <w:left w:val="single" w:sz="12" w:color="FFFFFF"/>
+              <w:bottom w:val="single" w:sz="12" w:color="FFFFFF"/>
+              <w:right w:val="single" w:sz="12" w:color="FFFFFF"/>
+            </w:tcBorders>
+            <w:vAlign w:val="center"/>
+            <w:tcMar>
+              <w:top w:w="40" w:type="dxa"/>
+              <w:left w:w="120" w:type="dxa"/>
+              <w:bottom w:w="40" w:type="dxa"/>
+              <w:right w:w="80" w:type="dxa"/>
+            </w:tcMar>
           </w:tcPr>
           <w:p>
+            <w:pPr>
+              <w:spacing w:before="0" w:after="0"/>
+              <w:jc w:val="center"/>
+            </w:pPr>
             <w:r>
               <w:rPr>
-                <w:sz w:val="17"/>
+                <w:sz w:val="16"/>
               </w:rPr>
               <w:t>Entorno Python + VSCode</w:t>
             </w:r>
@@ -139,12 +230,29 @@
         <w:tc>
           <w:tcPr>
             <w:tcW w:type="dxa" w:w="2717"/>
-            <w:shd w:val="clear" w:color="auto" w:fill="F8F8F8"/>
+            <w:shd w:val="clear" w:color="auto" w:fill="EAEAEA"/>
+            <w:tcBorders>
+              <w:top w:val="single" w:sz="12" w:color="FFFFFF"/>
+              <w:left w:val="single" w:sz="12" w:color="FFFFFF"/>
+              <w:bottom w:val="single" w:sz="12" w:color="FFFFFF"/>
+              <w:right w:val="single" w:sz="12" w:color="FFFFFF"/>
+            </w:tcBorders>
+            <w:vAlign w:val="center"/>
+            <w:tcMar>
+              <w:top w:w="40" w:type="dxa"/>
+              <w:left w:w="120" w:type="dxa"/>
+              <w:bottom w:w="40" w:type="dxa"/>
+              <w:right w:w="80" w:type="dxa"/>
+            </w:tcMar>
           </w:tcPr>
           <w:p>
+            <w:pPr>
+              <w:spacing w:before="0" w:after="0"/>
+              <w:jc w:val="both"/>
+            </w:pPr>
             <w:r>
               <w:rPr>
-                <w:sz w:val="17"/>
+                <w:sz w:val="16"/>
               </w:rPr>
               <w:t>Python 3.12, venv, PyTorch, CUDA 13.2.1</w:t>
             </w:r>
@@ -152,15 +260,35 @@
         </w:tc>
       </w:tr>
       <w:tr>
+        <w:trPr>
+          <w:trHeight w:val="283" w:hRule="atLeast"/>
+        </w:trPr>
         <w:tc>
           <w:tcPr>
             <w:tcW w:type="dxa" w:w="2717"/>
-            <w:shd w:val="clear" w:color="auto" w:fill="FFFFFF"/>
+            <w:shd w:val="clear" w:color="auto" w:fill="EAEAEA"/>
+            <w:tcBorders>
+              <w:top w:val="single" w:sz="12" w:color="FFFFFF"/>
+              <w:left w:val="single" w:sz="12" w:color="FFFFFF"/>
+              <w:bottom w:val="single" w:sz="12" w:color="FFFFFF"/>
+              <w:right w:val="single" w:sz="12" w:color="FFFFFF"/>
+            </w:tcBorders>
+            <w:vAlign w:val="center"/>
+            <w:tcMar>
+              <w:top w:w="40" w:type="dxa"/>
+              <w:left w:w="120" w:type="dxa"/>
+              <w:bottom w:w="40" w:type="dxa"/>
+              <w:right w:w="80" w:type="dxa"/>
+            </w:tcMar>
           </w:tcPr>
           <w:p>
+            <w:pPr>
+              <w:spacing w:before="0" w:after="0"/>
+              <w:jc w:val="center"/>
+            </w:pPr>
             <w:r>
               <w:rPr>
-                <w:sz w:val="17"/>
+                <w:sz w:val="16"/>
               </w:rPr>
               <w:t>20</w:t>
             </w:r>
@@ -169,12 +297,29 @@
         <w:tc>
           <w:tcPr>
             <w:tcW w:type="dxa" w:w="2717"/>
-            <w:shd w:val="clear" w:color="auto" w:fill="FFFFFF"/>
+            <w:shd w:val="clear" w:color="auto" w:fill="EAEAEA"/>
+            <w:tcBorders>
+              <w:top w:val="single" w:sz="12" w:color="FFFFFF"/>
+              <w:left w:val="single" w:sz="12" w:color="FFFFFF"/>
+              <w:bottom w:val="single" w:sz="12" w:color="FFFFFF"/>
+              <w:right w:val="single" w:sz="12" w:color="FFFFFF"/>
+            </w:tcBorders>
+            <w:vAlign w:val="center"/>
+            <w:tcMar>
+              <w:top w:w="40" w:type="dxa"/>
+              <w:left w:w="120" w:type="dxa"/>
+              <w:bottom w:w="40" w:type="dxa"/>
+              <w:right w:w="80" w:type="dxa"/>
+            </w:tcMar>
           </w:tcPr>
           <w:p>
+            <w:pPr>
+              <w:spacing w:before="0" w:after="0"/>
+              <w:jc w:val="center"/>
+            </w:pPr>
             <w:r>
               <w:rPr>
-                <w:sz w:val="17"/>
+                <w:sz w:val="16"/>
               </w:rPr>
               <w:t>jetson-containers</w:t>
             </w:r>
@@ -183,12 +328,29 @@
         <w:tc>
           <w:tcPr>
             <w:tcW w:type="dxa" w:w="2717"/>
-            <w:shd w:val="clear" w:color="auto" w:fill="FFFFFF"/>
+            <w:shd w:val="clear" w:color="auto" w:fill="EAEAEA"/>
+            <w:tcBorders>
+              <w:top w:val="single" w:sz="12" w:color="FFFFFF"/>
+              <w:left w:val="single" w:sz="12" w:color="FFFFFF"/>
+              <w:bottom w:val="single" w:sz="12" w:color="FFFFFF"/>
+              <w:right w:val="single" w:sz="12" w:color="FFFFFF"/>
+            </w:tcBorders>
+            <w:vAlign w:val="center"/>
+            <w:tcMar>
+              <w:top w:w="40" w:type="dxa"/>
+              <w:left w:w="120" w:type="dxa"/>
+              <w:bottom w:w="40" w:type="dxa"/>
+              <w:right w:w="80" w:type="dxa"/>
+            </w:tcMar>
           </w:tcPr>
           <w:p>
+            <w:pPr>
+              <w:spacing w:before="0" w:after="0"/>
+              <w:jc w:val="both"/>
+            </w:pPr>
             <w:r>
               <w:rPr>
-                <w:sz w:val="17"/>
+                <w:sz w:val="16"/>
               </w:rPr>
               <w:t>Docker, dustynv containers, JetPack 7.2</w:t>
             </w:r>
@@ -196,15 +358,35 @@
         </w:tc>
       </w:tr>
       <w:tr>
+        <w:trPr>
+          <w:trHeight w:val="283" w:hRule="atLeast"/>
+        </w:trPr>
         <w:tc>
           <w:tcPr>
             <w:tcW w:type="dxa" w:w="2717"/>
-            <w:shd w:val="clear" w:color="auto" w:fill="F8F8F8"/>
+            <w:shd w:val="clear" w:color="auto" w:fill="EAEAEA"/>
+            <w:tcBorders>
+              <w:top w:val="single" w:sz="12" w:color="FFFFFF"/>
+              <w:left w:val="single" w:sz="12" w:color="FFFFFF"/>
+              <w:bottom w:val="single" w:sz="12" w:color="FFFFFF"/>
+              <w:right w:val="single" w:sz="12" w:color="FFFFFF"/>
+            </w:tcBorders>
+            <w:vAlign w:val="center"/>
+            <w:tcMar>
+              <w:top w:w="40" w:type="dxa"/>
+              <w:left w:w="120" w:type="dxa"/>
+              <w:bottom w:w="40" w:type="dxa"/>
+              <w:right w:w="80" w:type="dxa"/>
+            </w:tcMar>
           </w:tcPr>
           <w:p>
+            <w:pPr>
+              <w:spacing w:before="0" w:after="0"/>
+              <w:jc w:val="center"/>
+            </w:pPr>
             <w:r>
               <w:rPr>
-                <w:sz w:val="17"/>
+                <w:sz w:val="16"/>
               </w:rPr>
               <w:t>21</w:t>
             </w:r>
@@ -213,12 +395,29 @@
         <w:tc>
           <w:tcPr>
             <w:tcW w:type="dxa" w:w="2717"/>
-            <w:shd w:val="clear" w:color="auto" w:fill="F8F8F8"/>
+            <w:shd w:val="clear" w:color="auto" w:fill="EAEAEA"/>
+            <w:tcBorders>
+              <w:top w:val="single" w:sz="12" w:color="FFFFFF"/>
+              <w:left w:val="single" w:sz="12" w:color="FFFFFF"/>
+              <w:bottom w:val="single" w:sz="12" w:color="FFFFFF"/>
+              <w:right w:val="single" w:sz="12" w:color="FFFFFF"/>
+            </w:tcBorders>
+            <w:vAlign w:val="center"/>
+            <w:tcMar>
+              <w:top w:w="40" w:type="dxa"/>
+              <w:left w:w="120" w:type="dxa"/>
+              <w:bottom w:w="40" w:type="dxa"/>
+              <w:right w:w="80" w:type="dxa"/>
+            </w:tcMar>
           </w:tcPr>
           <w:p>
+            <w:pPr>
+              <w:spacing w:before="0" w:after="0"/>
+              <w:jc w:val="center"/>
+            </w:pPr>
             <w:r>
               <w:rPr>
-                <w:sz w:val="17"/>
+                <w:sz w:val="16"/>
               </w:rPr>
               <w:t>PDF a Pódcast</w:t>
             </w:r>
@@ -227,12 +426,29 @@
         <w:tc>
           <w:tcPr>
             <w:tcW w:type="dxa" w:w="2717"/>
-            <w:shd w:val="clear" w:color="auto" w:fill="F8F8F8"/>
+            <w:shd w:val="clear" w:color="auto" w:fill="EAEAEA"/>
+            <w:tcBorders>
+              <w:top w:val="single" w:sz="12" w:color="FFFFFF"/>
+              <w:left w:val="single" w:sz="12" w:color="FFFFFF"/>
+              <w:bottom w:val="single" w:sz="12" w:color="FFFFFF"/>
+              <w:right w:val="single" w:sz="12" w:color="FFFFFF"/>
+            </w:tcBorders>
+            <w:vAlign w:val="center"/>
+            <w:tcMar>
+              <w:top w:w="40" w:type="dxa"/>
+              <w:left w:w="120" w:type="dxa"/>
+              <w:bottom w:w="40" w:type="dxa"/>
+              <w:right w:w="80" w:type="dxa"/>
+            </w:tcMar>
           </w:tcPr>
           <w:p>
+            <w:pPr>
+              <w:spacing w:before="0" w:after="0"/>
+              <w:jc w:val="both"/>
+            </w:pPr>
             <w:r>
               <w:rPr>
-                <w:sz w:val="17"/>
+                <w:sz w:val="16"/>
               </w:rPr>
               <w:t>TTS, LLM, pipeline offline completo</w:t>
             </w:r>
@@ -240,15 +456,35 @@
         </w:tc>
       </w:tr>
       <w:tr>
+        <w:trPr>
+          <w:trHeight w:val="283" w:hRule="atLeast"/>
+        </w:trPr>
         <w:tc>
           <w:tcPr>
             <w:tcW w:type="dxa" w:w="2717"/>
-            <w:shd w:val="clear" w:color="auto" w:fill="FFFFFF"/>
+            <w:shd w:val="clear" w:color="auto" w:fill="EAEAEA"/>
+            <w:tcBorders>
+              <w:top w:val="single" w:sz="12" w:color="FFFFFF"/>
+              <w:left w:val="single" w:sz="12" w:color="FFFFFF"/>
+              <w:bottom w:val="single" w:sz="12" w:color="FFFFFF"/>
+              <w:right w:val="single" w:sz="12" w:color="FFFFFF"/>
+            </w:tcBorders>
+            <w:vAlign w:val="center"/>
+            <w:tcMar>
+              <w:top w:w="40" w:type="dxa"/>
+              <w:left w:w="120" w:type="dxa"/>
+              <w:bottom w:w="40" w:type="dxa"/>
+              <w:right w:w="80" w:type="dxa"/>
+            </w:tcMar>
           </w:tcPr>
           <w:p>
+            <w:pPr>
+              <w:spacing w:before="0" w:after="0"/>
+              <w:jc w:val="center"/>
+            </w:pPr>
             <w:r>
               <w:rPr>
-                <w:sz w:val="17"/>
+                <w:sz w:val="16"/>
               </w:rPr>
               <w:t>22</w:t>
             </w:r>
@@ -257,12 +493,29 @@
         <w:tc>
           <w:tcPr>
             <w:tcW w:type="dxa" w:w="2717"/>
-            <w:shd w:val="clear" w:color="auto" w:fill="FFFFFF"/>
+            <w:shd w:val="clear" w:color="auto" w:fill="EAEAEA"/>
+            <w:tcBorders>
+              <w:top w:val="single" w:sz="12" w:color="FFFFFF"/>
+              <w:left w:val="single" w:sz="12" w:color="FFFFFF"/>
+              <w:bottom w:val="single" w:sz="12" w:color="FFFFFF"/>
+              <w:right w:val="single" w:sz="12" w:color="FFFFFF"/>
+            </w:tcBorders>
+            <w:vAlign w:val="center"/>
+            <w:tcMar>
+              <w:top w:w="40" w:type="dxa"/>
+              <w:left w:w="120" w:type="dxa"/>
+              <w:bottom w:w="40" w:type="dxa"/>
+              <w:right w:w="80" w:type="dxa"/>
+            </w:tcMar>
           </w:tcPr>
           <w:p>
+            <w:pPr>
+              <w:spacing w:before="0" w:after="0"/>
+              <w:jc w:val="center"/>
+            </w:pPr>
             <w:r>
               <w:rPr>
-                <w:sz w:val="17"/>
+                <w:sz w:val="16"/>
               </w:rPr>
               <w:t>Bot de Transcripción</w:t>
             </w:r>
@@ -271,12 +524,29 @@
         <w:tc>
           <w:tcPr>
             <w:tcW w:type="dxa" w:w="2717"/>
-            <w:shd w:val="clear" w:color="auto" w:fill="FFFFFF"/>
+            <w:shd w:val="clear" w:color="auto" w:fill="EAEAEA"/>
+            <w:tcBorders>
+              <w:top w:val="single" w:sz="12" w:color="FFFFFF"/>
+              <w:left w:val="single" w:sz="12" w:color="FFFFFF"/>
+              <w:bottom w:val="single" w:sz="12" w:color="FFFFFF"/>
+              <w:right w:val="single" w:sz="12" w:color="FFFFFF"/>
+            </w:tcBorders>
+            <w:vAlign w:val="center"/>
+            <w:tcMar>
+              <w:top w:w="40" w:type="dxa"/>
+              <w:left w:w="120" w:type="dxa"/>
+              <w:bottom w:w="40" w:type="dxa"/>
+              <w:right w:w="80" w:type="dxa"/>
+            </w:tcMar>
           </w:tcPr>
           <w:p>
+            <w:pPr>
+              <w:spacing w:before="0" w:after="0"/>
+              <w:jc w:val="center"/>
+            </w:pPr>
             <w:r>
               <w:rPr>
-                <w:sz w:val="17"/>
+                <w:sz w:val="16"/>
               </w:rPr>
               <w:t>Faster-Whisper, LLM, Telegram</w:t>
             </w:r>
@@ -284,15 +554,35 @@
         </w:tc>
       </w:tr>
       <w:tr>
+        <w:trPr>
+          <w:trHeight w:val="283" w:hRule="atLeast"/>
+        </w:trPr>
         <w:tc>
           <w:tcPr>
             <w:tcW w:type="dxa" w:w="2717"/>
-            <w:shd w:val="clear" w:color="auto" w:fill="F8F8F8"/>
+            <w:shd w:val="clear" w:color="auto" w:fill="EAEAEA"/>
+            <w:tcBorders>
+              <w:top w:val="single" w:sz="12" w:color="FFFFFF"/>
+              <w:left w:val="single" w:sz="12" w:color="FFFFFF"/>
+              <w:bottom w:val="single" w:sz="12" w:color="FFFFFF"/>
+              <w:right w:val="single" w:sz="12" w:color="FFFFFF"/>
+            </w:tcBorders>
+            <w:vAlign w:val="center"/>
+            <w:tcMar>
+              <w:top w:w="40" w:type="dxa"/>
+              <w:left w:w="120" w:type="dxa"/>
+              <w:bottom w:w="40" w:type="dxa"/>
+              <w:right w:w="80" w:type="dxa"/>
+            </w:tcMar>
           </w:tcPr>
           <w:p>
+            <w:pPr>
+              <w:spacing w:before="0" w:after="0"/>
+              <w:jc w:val="center"/>
+            </w:pPr>
             <w:r>
               <w:rPr>
-                <w:sz w:val="17"/>
+                <w:sz w:val="16"/>
               </w:rPr>
               <w:t>23</w:t>
             </w:r>
@@ -301,12 +591,29 @@
         <w:tc>
           <w:tcPr>
             <w:tcW w:type="dxa" w:w="2717"/>
-            <w:shd w:val="clear" w:color="auto" w:fill="F8F8F8"/>
+            <w:shd w:val="clear" w:color="auto" w:fill="EAEAEA"/>
+            <w:tcBorders>
+              <w:top w:val="single" w:sz="12" w:color="FFFFFF"/>
+              <w:left w:val="single" w:sz="12" w:color="FFFFFF"/>
+              <w:bottom w:val="single" w:sz="12" w:color="FFFFFF"/>
+              <w:right w:val="single" w:sz="12" w:color="FFFFFF"/>
+            </w:tcBorders>
+            <w:vAlign w:val="center"/>
+            <w:tcMar>
+              <w:top w:w="40" w:type="dxa"/>
+              <w:left w:w="120" w:type="dxa"/>
+              <w:bottom w:w="40" w:type="dxa"/>
+              <w:right w:w="80" w:type="dxa"/>
+            </w:tcMar>
           </w:tcPr>
           <w:p>
+            <w:pPr>
+              <w:spacing w:before="0" w:after="0"/>
+              <w:jc w:val="center"/>
+            </w:pPr>
             <w:r>
               <w:rPr>
-                <w:sz w:val="17"/>
+                <w:sz w:val="16"/>
               </w:rPr>
               <w:t>Agencia de Turismo</w:t>
             </w:r>
@@ -315,12 +622,29 @@
         <w:tc>
           <w:tcPr>
             <w:tcW w:type="dxa" w:w="2717"/>
-            <w:shd w:val="clear" w:color="auto" w:fill="F8F8F8"/>
+            <w:shd w:val="clear" w:color="auto" w:fill="EAEAEA"/>
+            <w:tcBorders>
+              <w:top w:val="single" w:sz="12" w:color="FFFFFF"/>
+              <w:left w:val="single" w:sz="12" w:color="FFFFFF"/>
+              <w:bottom w:val="single" w:sz="12" w:color="FFFFFF"/>
+              <w:right w:val="single" w:sz="12" w:color="FFFFFF"/>
+            </w:tcBorders>
+            <w:vAlign w:val="center"/>
+            <w:tcMar>
+              <w:top w:w="40" w:type="dxa"/>
+              <w:left w:w="120" w:type="dxa"/>
+              <w:bottom w:w="40" w:type="dxa"/>
+              <w:right w:w="80" w:type="dxa"/>
+            </w:tcMar>
           </w:tcPr>
           <w:p>
+            <w:pPr>
+              <w:spacing w:before="0" w:after="0"/>
+              <w:jc w:val="both"/>
+            </w:pPr>
             <w:r>
               <w:rPr>
-                <w:sz w:val="17"/>
+                <w:sz w:val="16"/>
               </w:rPr>
               <w:t>OpenClaw, NemoClaw, RAG, herramientas</w:t>
             </w:r>
@@ -328,15 +652,35 @@
         </w:tc>
       </w:tr>
       <w:tr>
+        <w:trPr>
+          <w:trHeight w:val="283" w:hRule="atLeast"/>
+        </w:trPr>
         <w:tc>
           <w:tcPr>
             <w:tcW w:type="dxa" w:w="2717"/>
-            <w:shd w:val="clear" w:color="auto" w:fill="FFFFFF"/>
+            <w:shd w:val="clear" w:color="auto" w:fill="EAEAEA"/>
+            <w:tcBorders>
+              <w:top w:val="single" w:sz="12" w:color="FFFFFF"/>
+              <w:left w:val="single" w:sz="12" w:color="FFFFFF"/>
+              <w:bottom w:val="single" w:sz="12" w:color="FFFFFF"/>
+              <w:right w:val="single" w:sz="12" w:color="FFFFFF"/>
+            </w:tcBorders>
+            <w:vAlign w:val="center"/>
+            <w:tcMar>
+              <w:top w:w="40" w:type="dxa"/>
+              <w:left w:w="120" w:type="dxa"/>
+              <w:bottom w:w="40" w:type="dxa"/>
+              <w:right w:w="80" w:type="dxa"/>
+            </w:tcMar>
           </w:tcPr>
           <w:p>
+            <w:pPr>
+              <w:spacing w:before="0" w:after="0"/>
+              <w:jc w:val="center"/>
+            </w:pPr>
             <w:r>
               <w:rPr>
-                <w:sz w:val="17"/>
+                <w:sz w:val="16"/>
               </w:rPr>
               <w:t>24</w:t>
             </w:r>
@@ -345,12 +689,29 @@
         <w:tc>
           <w:tcPr>
             <w:tcW w:type="dxa" w:w="2717"/>
-            <w:shd w:val="clear" w:color="auto" w:fill="FFFFFF"/>
+            <w:shd w:val="clear" w:color="auto" w:fill="EAEAEA"/>
+            <w:tcBorders>
+              <w:top w:val="single" w:sz="12" w:color="FFFFFF"/>
+              <w:left w:val="single" w:sz="12" w:color="FFFFFF"/>
+              <w:bottom w:val="single" w:sz="12" w:color="FFFFFF"/>
+              <w:right w:val="single" w:sz="12" w:color="FFFFFF"/>
+            </w:tcBorders>
+            <w:vAlign w:val="center"/>
+            <w:tcMar>
+              <w:top w:w="40" w:type="dxa"/>
+              <w:left w:w="120" w:type="dxa"/>
+              <w:bottom w:w="40" w:type="dxa"/>
+              <w:right w:w="80" w:type="dxa"/>
+            </w:tcMar>
           </w:tcPr>
           <w:p>
+            <w:pPr>
+              <w:spacing w:before="0" w:after="0"/>
+              <w:jc w:val="center"/>
+            </w:pPr>
             <w:r>
               <w:rPr>
-                <w:sz w:val="17"/>
+                <w:sz w:val="16"/>
               </w:rPr>
               <w:t>Embudo de Ventas</w:t>
             </w:r>
@@ -359,12 +720,29 @@
         <w:tc>
           <w:tcPr>
             <w:tcW w:type="dxa" w:w="2717"/>
-            <w:shd w:val="clear" w:color="auto" w:fill="FFFFFF"/>
+            <w:shd w:val="clear" w:color="auto" w:fill="EAEAEA"/>
+            <w:tcBorders>
+              <w:top w:val="single" w:sz="12" w:color="FFFFFF"/>
+              <w:left w:val="single" w:sz="12" w:color="FFFFFF"/>
+              <w:bottom w:val="single" w:sz="12" w:color="FFFFFF"/>
+              <w:right w:val="single" w:sz="12" w:color="FFFFFF"/>
+            </w:tcBorders>
+            <w:vAlign w:val="center"/>
+            <w:tcMar>
+              <w:top w:w="40" w:type="dxa"/>
+              <w:left w:w="120" w:type="dxa"/>
+              <w:bottom w:w="40" w:type="dxa"/>
+              <w:right w:w="80" w:type="dxa"/>
+            </w:tcMar>
           </w:tcPr>
           <w:p>
+            <w:pPr>
+              <w:spacing w:before="0" w:after="0"/>
+              <w:jc w:val="both"/>
+            </w:pPr>
             <w:r>
               <w:rPr>
-                <w:sz w:val="17"/>
+                <w:sz w:val="16"/>
               </w:rPr>
               <w:t>Ollama, pipeline de generación, Telegram</w:t>
             </w:r>
@@ -372,15 +750,35 @@
         </w:tc>
       </w:tr>
       <w:tr>
+        <w:trPr>
+          <w:trHeight w:val="283" w:hRule="atLeast"/>
+        </w:trPr>
         <w:tc>
           <w:tcPr>
             <w:tcW w:type="dxa" w:w="2717"/>
-            <w:shd w:val="clear" w:color="auto" w:fill="F8F8F8"/>
+            <w:shd w:val="clear" w:color="auto" w:fill="EAEAEA"/>
+            <w:tcBorders>
+              <w:top w:val="single" w:sz="12" w:color="FFFFFF"/>
+              <w:left w:val="single" w:sz="12" w:color="FFFFFF"/>
+              <w:bottom w:val="single" w:sz="12" w:color="FFFFFF"/>
+              <w:right w:val="single" w:sz="12" w:color="FFFFFF"/>
+            </w:tcBorders>
+            <w:vAlign w:val="center"/>
+            <w:tcMar>
+              <w:top w:w="40" w:type="dxa"/>
+              <w:left w:w="120" w:type="dxa"/>
+              <w:bottom w:w="40" w:type="dxa"/>
+              <w:right w:w="80" w:type="dxa"/>
+            </w:tcMar>
           </w:tcPr>
           <w:p>
+            <w:pPr>
+              <w:spacing w:before="0" w:after="0"/>
+              <w:jc w:val="center"/>
+            </w:pPr>
             <w:r>
               <w:rPr>
-                <w:sz w:val="17"/>
+                <w:sz w:val="16"/>
               </w:rPr>
               <w:t>25</w:t>
             </w:r>
@@ -389,12 +787,29 @@
         <w:tc>
           <w:tcPr>
             <w:tcW w:type="dxa" w:w="2717"/>
-            <w:shd w:val="clear" w:color="auto" w:fill="F8F8F8"/>
+            <w:shd w:val="clear" w:color="auto" w:fill="EAEAEA"/>
+            <w:tcBorders>
+              <w:top w:val="single" w:sz="12" w:color="FFFFFF"/>
+              <w:left w:val="single" w:sz="12" w:color="FFFFFF"/>
+              <w:bottom w:val="single" w:sz="12" w:color="FFFFFF"/>
+              <w:right w:val="single" w:sz="12" w:color="FFFFFF"/>
+            </w:tcBorders>
+            <w:vAlign w:val="center"/>
+            <w:tcMar>
+              <w:top w:w="40" w:type="dxa"/>
+              <w:left w:w="120" w:type="dxa"/>
+              <w:bottom w:w="40" w:type="dxa"/>
+              <w:right w:w="80" w:type="dxa"/>
+            </w:tcMar>
           </w:tcPr>
           <w:p>
+            <w:pPr>
+              <w:spacing w:before="0" w:after="0"/>
+              <w:jc w:val="center"/>
+            </w:pPr>
             <w:r>
               <w:rPr>
-                <w:sz w:val="17"/>
+                <w:sz w:val="16"/>
               </w:rPr>
               <w:t>Contenido para LinkedIn</w:t>
             </w:r>
@@ -403,12 +818,29 @@
         <w:tc>
           <w:tcPr>
             <w:tcW w:type="dxa" w:w="2717"/>
-            <w:shd w:val="clear" w:color="auto" w:fill="F8F8F8"/>
+            <w:shd w:val="clear" w:color="auto" w:fill="EAEAEA"/>
+            <w:tcBorders>
+              <w:top w:val="single" w:sz="12" w:color="FFFFFF"/>
+              <w:left w:val="single" w:sz="12" w:color="FFFFFF"/>
+              <w:bottom w:val="single" w:sz="12" w:color="FFFFFF"/>
+              <w:right w:val="single" w:sz="12" w:color="FFFFFF"/>
+            </w:tcBorders>
+            <w:vAlign w:val="center"/>
+            <w:tcMar>
+              <w:top w:w="40" w:type="dxa"/>
+              <w:left w:w="120" w:type="dxa"/>
+              <w:bottom w:w="40" w:type="dxa"/>
+              <w:right w:w="80" w:type="dxa"/>
+            </w:tcMar>
           </w:tcPr>
           <w:p>
+            <w:pPr>
+              <w:spacing w:before="0" w:after="0"/>
+              <w:jc w:val="both"/>
+            </w:pPr>
             <w:r>
               <w:rPr>
-                <w:sz w:val="17"/>
+                <w:sz w:val="16"/>
               </w:rPr>
               <w:t>Hermes-3, adaptación de estilo, publicación</w:t>
             </w:r>
@@ -416,15 +848,35 @@
         </w:tc>
       </w:tr>
       <w:tr>
+        <w:trPr>
+          <w:trHeight w:val="283" w:hRule="atLeast"/>
+        </w:trPr>
         <w:tc>
           <w:tcPr>
             <w:tcW w:type="dxa" w:w="2717"/>
-            <w:shd w:val="clear" w:color="auto" w:fill="FFFFFF"/>
+            <w:shd w:val="clear" w:color="auto" w:fill="EAEAEA"/>
+            <w:tcBorders>
+              <w:top w:val="single" w:sz="12" w:color="FFFFFF"/>
+              <w:left w:val="single" w:sz="12" w:color="FFFFFF"/>
+              <w:bottom w:val="single" w:sz="12" w:color="FFFFFF"/>
+              <w:right w:val="single" w:sz="12" w:color="FFFFFF"/>
+            </w:tcBorders>
+            <w:vAlign w:val="center"/>
+            <w:tcMar>
+              <w:top w:w="40" w:type="dxa"/>
+              <w:left w:w="120" w:type="dxa"/>
+              <w:bottom w:w="40" w:type="dxa"/>
+              <w:right w:w="80" w:type="dxa"/>
+            </w:tcMar>
           </w:tcPr>
           <w:p>
+            <w:pPr>
+              <w:spacing w:before="0" w:after="0"/>
+              <w:jc w:val="center"/>
+            </w:pPr>
             <w:r>
               <w:rPr>
-                <w:sz w:val="17"/>
+                <w:sz w:val="16"/>
               </w:rPr>
               <w:t>26</w:t>
             </w:r>
@@ -433,12 +885,29 @@
         <w:tc>
           <w:tcPr>
             <w:tcW w:type="dxa" w:w="2717"/>
-            <w:shd w:val="clear" w:color="auto" w:fill="FFFFFF"/>
+            <w:shd w:val="clear" w:color="auto" w:fill="EAEAEA"/>
+            <w:tcBorders>
+              <w:top w:val="single" w:sz="12" w:color="FFFFFF"/>
+              <w:left w:val="single" w:sz="12" w:color="FFFFFF"/>
+              <w:bottom w:val="single" w:sz="12" w:color="FFFFFF"/>
+              <w:right w:val="single" w:sz="12" w:color="FFFFFF"/>
+            </w:tcBorders>
+            <w:vAlign w:val="center"/>
+            <w:tcMar>
+              <w:top w:w="40" w:type="dxa"/>
+              <w:left w:w="120" w:type="dxa"/>
+              <w:bottom w:w="40" w:type="dxa"/>
+              <w:right w:w="80" w:type="dxa"/>
+            </w:tcMar>
           </w:tcPr>
           <w:p>
+            <w:pPr>
+              <w:spacing w:before="0" w:after="0"/>
+              <w:jc w:val="center"/>
+            </w:pPr>
             <w:r>
               <w:rPr>
-                <w:sz w:val="17"/>
+                <w:sz w:val="16"/>
               </w:rPr>
               <w:t>Asistente de Voz</w:t>
             </w:r>
@@ -447,12 +916,29 @@
         <w:tc>
           <w:tcPr>
             <w:tcW w:type="dxa" w:w="2717"/>
-            <w:shd w:val="clear" w:color="auto" w:fill="FFFFFF"/>
+            <w:shd w:val="clear" w:color="auto" w:fill="EAEAEA"/>
+            <w:tcBorders>
+              <w:top w:val="single" w:sz="12" w:color="FFFFFF"/>
+              <w:left w:val="single" w:sz="12" w:color="FFFFFF"/>
+              <w:bottom w:val="single" w:sz="12" w:color="FFFFFF"/>
+              <w:right w:val="single" w:sz="12" w:color="FFFFFF"/>
+            </w:tcBorders>
+            <w:vAlign w:val="center"/>
+            <w:tcMar>
+              <w:top w:w="40" w:type="dxa"/>
+              <w:left w:w="120" w:type="dxa"/>
+              <w:bottom w:w="40" w:type="dxa"/>
+              <w:right w:w="80" w:type="dxa"/>
+            </w:tcMar>
           </w:tcPr>
           <w:p>
+            <w:pPr>
+              <w:spacing w:before="0" w:after="0"/>
+              <w:jc w:val="both"/>
+            </w:pPr>
             <w:r>
               <w:rPr>
-                <w:sz w:val="17"/>
+                <w:sz w:val="16"/>
               </w:rPr>
               <w:t>llama.cpp, Whisper, TTS, latencia &lt;500ms</w:t>
             </w:r>
@@ -460,15 +946,35 @@
         </w:tc>
       </w:tr>
       <w:tr>
+        <w:trPr>
+          <w:trHeight w:val="283" w:hRule="atLeast"/>
+        </w:trPr>
         <w:tc>
           <w:tcPr>
             <w:tcW w:type="dxa" w:w="2717"/>
-            <w:shd w:val="clear" w:color="auto" w:fill="F8F8F8"/>
+            <w:shd w:val="clear" w:color="auto" w:fill="EAEAEA"/>
+            <w:tcBorders>
+              <w:top w:val="single" w:sz="12" w:color="FFFFFF"/>
+              <w:left w:val="single" w:sz="12" w:color="FFFFFF"/>
+              <w:bottom w:val="single" w:sz="12" w:color="FFFFFF"/>
+              <w:right w:val="single" w:sz="12" w:color="FFFFFF"/>
+            </w:tcBorders>
+            <w:vAlign w:val="center"/>
+            <w:tcMar>
+              <w:top w:w="40" w:type="dxa"/>
+              <w:left w:w="120" w:type="dxa"/>
+              <w:bottom w:w="40" w:type="dxa"/>
+              <w:right w:w="80" w:type="dxa"/>
+            </w:tcMar>
           </w:tcPr>
           <w:p>
+            <w:pPr>
+              <w:spacing w:before="0" w:after="0"/>
+              <w:jc w:val="center"/>
+            </w:pPr>
             <w:r>
               <w:rPr>
-                <w:sz w:val="17"/>
+                <w:sz w:val="16"/>
               </w:rPr>
               <w:t>27</w:t>
             </w:r>
@@ -477,12 +983,29 @@
         <w:tc>
           <w:tcPr>
             <w:tcW w:type="dxa" w:w="2717"/>
-            <w:shd w:val="clear" w:color="auto" w:fill="F8F8F8"/>
+            <w:shd w:val="clear" w:color="auto" w:fill="EAEAEA"/>
+            <w:tcBorders>
+              <w:top w:val="single" w:sz="12" w:color="FFFFFF"/>
+              <w:left w:val="single" w:sz="12" w:color="FFFFFF"/>
+              <w:bottom w:val="single" w:sz="12" w:color="FFFFFF"/>
+              <w:right w:val="single" w:sz="12" w:color="FFFFFF"/>
+            </w:tcBorders>
+            <w:vAlign w:val="center"/>
+            <w:tcMar>
+              <w:top w:w="40" w:type="dxa"/>
+              <w:left w:w="120" w:type="dxa"/>
+              <w:bottom w:w="40" w:type="dxa"/>
+              <w:right w:w="80" w:type="dxa"/>
+            </w:tcMar>
           </w:tcPr>
           <w:p>
+            <w:pPr>
+              <w:spacing w:before="0" w:after="0"/>
+              <w:jc w:val="center"/>
+            </w:pPr>
             <w:r>
               <w:rPr>
-                <w:sz w:val="17"/>
+                <w:sz w:val="16"/>
               </w:rPr>
               <w:t>RAG Empresarial</w:t>
             </w:r>
@@ -491,12 +1014,29 @@
         <w:tc>
           <w:tcPr>
             <w:tcW w:type="dxa" w:w="2717"/>
-            <w:shd w:val="clear" w:color="auto" w:fill="F8F8F8"/>
+            <w:shd w:val="clear" w:color="auto" w:fill="EAEAEA"/>
+            <w:tcBorders>
+              <w:top w:val="single" w:sz="12" w:color="FFFFFF"/>
+              <w:left w:val="single" w:sz="12" w:color="FFFFFF"/>
+              <w:bottom w:val="single" w:sz="12" w:color="FFFFFF"/>
+              <w:right w:val="single" w:sz="12" w:color="FFFFFF"/>
+            </w:tcBorders>
+            <w:vAlign w:val="center"/>
+            <w:tcMar>
+              <w:top w:w="40" w:type="dxa"/>
+              <w:left w:w="120" w:type="dxa"/>
+              <w:bottom w:w="40" w:type="dxa"/>
+              <w:right w:w="80" w:type="dxa"/>
+            </w:tcMar>
           </w:tcPr>
           <w:p>
+            <w:pPr>
+              <w:spacing w:before="0" w:after="0"/>
+              <w:jc w:val="both"/>
+            </w:pPr>
             <w:r>
               <w:rPr>
-                <w:sz w:val="17"/>
+                <w:sz w:val="16"/>
               </w:rPr>
               <w:t>ChromaDB, nomic-embed-text, vLLM</w:t>
             </w:r>
@@ -504,15 +1044,35 @@
         </w:tc>
       </w:tr>
       <w:tr>
+        <w:trPr>
+          <w:trHeight w:val="283" w:hRule="atLeast"/>
+        </w:trPr>
         <w:tc>
           <w:tcPr>
             <w:tcW w:type="dxa" w:w="2717"/>
-            <w:shd w:val="clear" w:color="auto" w:fill="FFFFFF"/>
+            <w:shd w:val="clear" w:color="auto" w:fill="EAEAEA"/>
+            <w:tcBorders>
+              <w:top w:val="single" w:sz="12" w:color="FFFFFF"/>
+              <w:left w:val="single" w:sz="12" w:color="FFFFFF"/>
+              <w:bottom w:val="single" w:sz="12" w:color="FFFFFF"/>
+              <w:right w:val="single" w:sz="12" w:color="FFFFFF"/>
+            </w:tcBorders>
+            <w:vAlign w:val="center"/>
+            <w:tcMar>
+              <w:top w:w="40" w:type="dxa"/>
+              <w:left w:w="120" w:type="dxa"/>
+              <w:bottom w:w="40" w:type="dxa"/>
+              <w:right w:w="80" w:type="dxa"/>
+            </w:tcMar>
           </w:tcPr>
           <w:p>
+            <w:pPr>
+              <w:spacing w:before="0" w:after="0"/>
+              <w:jc w:val="center"/>
+            </w:pPr>
             <w:r>
               <w:rPr>
-                <w:sz w:val="17"/>
+                <w:sz w:val="16"/>
               </w:rPr>
               <w:t>28</w:t>
             </w:r>
@@ -521,12 +1081,29 @@
         <w:tc>
           <w:tcPr>
             <w:tcW w:type="dxa" w:w="2717"/>
-            <w:shd w:val="clear" w:color="auto" w:fill="FFFFFF"/>
+            <w:shd w:val="clear" w:color="auto" w:fill="EAEAEA"/>
+            <w:tcBorders>
+              <w:top w:val="single" w:sz="12" w:color="FFFFFF"/>
+              <w:left w:val="single" w:sz="12" w:color="FFFFFF"/>
+              <w:bottom w:val="single" w:sz="12" w:color="FFFFFF"/>
+              <w:right w:val="single" w:sz="12" w:color="FFFFFF"/>
+            </w:tcBorders>
+            <w:vAlign w:val="center"/>
+            <w:tcMar>
+              <w:top w:w="40" w:type="dxa"/>
+              <w:left w:w="120" w:type="dxa"/>
+              <w:bottom w:w="40" w:type="dxa"/>
+              <w:right w:w="80" w:type="dxa"/>
+            </w:tcMar>
           </w:tcPr>
           <w:p>
+            <w:pPr>
+              <w:spacing w:before="0" w:after="0"/>
+              <w:jc w:val="center"/>
+            </w:pPr>
             <w:r>
               <w:rPr>
-                <w:sz w:val="17"/>
+                <w:sz w:val="16"/>
               </w:rPr>
               <w:t>Microservicios SAAS</w:t>
             </w:r>
@@ -535,12 +1112,29 @@
         <w:tc>
           <w:tcPr>
             <w:tcW w:type="dxa" w:w="2717"/>
-            <w:shd w:val="clear" w:color="auto" w:fill="FFFFFF"/>
+            <w:shd w:val="clear" w:color="auto" w:fill="EAEAEA"/>
+            <w:tcBorders>
+              <w:top w:val="single" w:sz="12" w:color="FFFFFF"/>
+              <w:left w:val="single" w:sz="12" w:color="FFFFFF"/>
+              <w:bottom w:val="single" w:sz="12" w:color="FFFFFF"/>
+              <w:right w:val="single" w:sz="12" w:color="FFFFFF"/>
+            </w:tcBorders>
+            <w:vAlign w:val="center"/>
+            <w:tcMar>
+              <w:top w:w="40" w:type="dxa"/>
+              <w:left w:w="120" w:type="dxa"/>
+              <w:bottom w:w="40" w:type="dxa"/>
+              <w:right w:w="80" w:type="dxa"/>
+            </w:tcMar>
           </w:tcPr>
           <w:p>
+            <w:pPr>
+              <w:spacing w:before="0" w:after="0"/>
+              <w:jc w:val="both"/>
+            </w:pPr>
             <w:r>
               <w:rPr>
-                <w:sz w:val="17"/>
+                <w:sz w:val="16"/>
               </w:rPr>
               <w:t>Cloudflare Tunnel, SSL, JWT, exposición a Internet</w:t>
             </w:r>
@@ -599,7 +1193,7 @@
             <w:r>
               <w:rPr>
                 <w:rFonts w:ascii="Courier New" w:hAnsi="Courier New"/>
-                <w:sz w:val="17"/>
+                <w:sz w:val="16"/>
               </w:rPr>
               <w:t>jetson-mem</w:t>
             </w:r>
@@ -609,7 +1203,7 @@
             <w:r>
               <w:rPr>
                 <w:rFonts w:ascii="Courier New" w:hAnsi="Courier New"/>
-                <w:sz w:val="17"/>
+                <w:sz w:val="16"/>
               </w:rPr>
               <w:t>docker stop $(docker ps -q)</w:t>
             </w:r>
@@ -671,7 +1265,7 @@
             <w:r>
               <w:rPr>
                 <w:rFonts w:ascii="Courier New" w:hAnsi="Courier New"/>
-                <w:sz w:val="17"/>
+                <w:sz w:val="16"/>
               </w:rPr>
               <w:t>nomic-embed-text</w:t>
             </w:r>

--- a/book/docx-por-capitulo/parte-b.docx
+++ b/book/docx-por-capitulo/parte-b.docx
@@ -24,7 +24,7 @@
     <w:p>
       <w:pPr>
         <w:pStyle w:val="Endure-FirstParagraphBodyText"/>
-        <w:spacing w:before="100" w:after="100"/>
+        <w:spacing w:before="100" w:after="100" w:line="240" w:lineRule="auto"/>
       </w:pPr>
       <w:r>
         <w:rPr>
@@ -36,7 +36,7 @@
     <w:p>
       <w:pPr>
         <w:pStyle w:val="Endure-ChapterBodyText"/>
-        <w:spacing w:before="100" w:after="100"/>
+        <w:spacing w:before="100" w:after="100" w:line="240" w:lineRule="auto"/>
       </w:pPr>
       <w:r>
         <w:rPr>
@@ -81,7 +81,7 @@
           </w:tcPr>
           <w:p>
             <w:pPr>
-              <w:spacing w:before="0" w:after="0"/>
+              <w:spacing w:before="0" w:after="0" w:line="240" w:lineRule="auto"/>
               <w:jc w:val="center"/>
             </w:pPr>
             <w:r>
@@ -114,7 +114,7 @@
           </w:tcPr>
           <w:p>
             <w:pPr>
-              <w:spacing w:before="0" w:after="0"/>
+              <w:spacing w:before="0" w:after="0" w:line="240" w:lineRule="auto"/>
               <w:jc w:val="center"/>
             </w:pPr>
             <w:r>
@@ -147,7 +147,7 @@
           </w:tcPr>
           <w:p>
             <w:pPr>
-              <w:spacing w:before="0" w:after="0"/>
+              <w:spacing w:before="0" w:after="0" w:line="240" w:lineRule="auto"/>
               <w:jc w:val="center"/>
             </w:pPr>
             <w:r>
@@ -185,7 +185,7 @@
           </w:tcPr>
           <w:p>
             <w:pPr>
-              <w:spacing w:before="0" w:after="0"/>
+              <w:spacing w:before="0" w:after="0" w:line="240" w:lineRule="auto"/>
               <w:jc w:val="center"/>
             </w:pPr>
             <w:r>
@@ -216,7 +216,7 @@
           </w:tcPr>
           <w:p>
             <w:pPr>
-              <w:spacing w:before="0" w:after="0"/>
+              <w:spacing w:before="0" w:after="0" w:line="240" w:lineRule="auto"/>
               <w:jc w:val="center"/>
             </w:pPr>
             <w:r>
@@ -247,7 +247,7 @@
           </w:tcPr>
           <w:p>
             <w:pPr>
-              <w:spacing w:before="0" w:after="0"/>
+              <w:spacing w:before="0" w:after="0" w:line="240" w:lineRule="auto"/>
               <w:jc w:val="both"/>
             </w:pPr>
             <w:r>
@@ -283,7 +283,7 @@
           </w:tcPr>
           <w:p>
             <w:pPr>
-              <w:spacing w:before="0" w:after="0"/>
+              <w:spacing w:before="0" w:after="0" w:line="240" w:lineRule="auto"/>
               <w:jc w:val="center"/>
             </w:pPr>
             <w:r>
@@ -314,7 +314,7 @@
           </w:tcPr>
           <w:p>
             <w:pPr>
-              <w:spacing w:before="0" w:after="0"/>
+              <w:spacing w:before="0" w:after="0" w:line="240" w:lineRule="auto"/>
               <w:jc w:val="center"/>
             </w:pPr>
             <w:r>
@@ -345,7 +345,7 @@
           </w:tcPr>
           <w:p>
             <w:pPr>
-              <w:spacing w:before="0" w:after="0"/>
+              <w:spacing w:before="0" w:after="0" w:line="240" w:lineRule="auto"/>
               <w:jc w:val="both"/>
             </w:pPr>
             <w:r>
@@ -381,7 +381,7 @@
           </w:tcPr>
           <w:p>
             <w:pPr>
-              <w:spacing w:before="0" w:after="0"/>
+              <w:spacing w:before="0" w:after="0" w:line="240" w:lineRule="auto"/>
               <w:jc w:val="center"/>
             </w:pPr>
             <w:r>
@@ -412,7 +412,7 @@
           </w:tcPr>
           <w:p>
             <w:pPr>
-              <w:spacing w:before="0" w:after="0"/>
+              <w:spacing w:before="0" w:after="0" w:line="240" w:lineRule="auto"/>
               <w:jc w:val="center"/>
             </w:pPr>
             <w:r>
@@ -443,7 +443,7 @@
           </w:tcPr>
           <w:p>
             <w:pPr>
-              <w:spacing w:before="0" w:after="0"/>
+              <w:spacing w:before="0" w:after="0" w:line="240" w:lineRule="auto"/>
               <w:jc w:val="both"/>
             </w:pPr>
             <w:r>
@@ -479,7 +479,7 @@
           </w:tcPr>
           <w:p>
             <w:pPr>
-              <w:spacing w:before="0" w:after="0"/>
+              <w:spacing w:before="0" w:after="0" w:line="240" w:lineRule="auto"/>
               <w:jc w:val="center"/>
             </w:pPr>
             <w:r>
@@ -510,7 +510,7 @@
           </w:tcPr>
           <w:p>
             <w:pPr>
-              <w:spacing w:before="0" w:after="0"/>
+              <w:spacing w:before="0" w:after="0" w:line="240" w:lineRule="auto"/>
               <w:jc w:val="center"/>
             </w:pPr>
             <w:r>
@@ -541,7 +541,7 @@
           </w:tcPr>
           <w:p>
             <w:pPr>
-              <w:spacing w:before="0" w:after="0"/>
+              <w:spacing w:before="0" w:after="0" w:line="240" w:lineRule="auto"/>
               <w:jc w:val="center"/>
             </w:pPr>
             <w:r>
@@ -577,7 +577,7 @@
           </w:tcPr>
           <w:p>
             <w:pPr>
-              <w:spacing w:before="0" w:after="0"/>
+              <w:spacing w:before="0" w:after="0" w:line="240" w:lineRule="auto"/>
               <w:jc w:val="center"/>
             </w:pPr>
             <w:r>
@@ -608,7 +608,7 @@
           </w:tcPr>
           <w:p>
             <w:pPr>
-              <w:spacing w:before="0" w:after="0"/>
+              <w:spacing w:before="0" w:after="0" w:line="240" w:lineRule="auto"/>
               <w:jc w:val="center"/>
             </w:pPr>
             <w:r>
@@ -639,7 +639,7 @@
           </w:tcPr>
           <w:p>
             <w:pPr>
-              <w:spacing w:before="0" w:after="0"/>
+              <w:spacing w:before="0" w:after="0" w:line="240" w:lineRule="auto"/>
               <w:jc w:val="both"/>
             </w:pPr>
             <w:r>
@@ -675,7 +675,7 @@
           </w:tcPr>
           <w:p>
             <w:pPr>
-              <w:spacing w:before="0" w:after="0"/>
+              <w:spacing w:before="0" w:after="0" w:line="240" w:lineRule="auto"/>
               <w:jc w:val="center"/>
             </w:pPr>
             <w:r>
@@ -706,7 +706,7 @@
           </w:tcPr>
           <w:p>
             <w:pPr>
-              <w:spacing w:before="0" w:after="0"/>
+              <w:spacing w:before="0" w:after="0" w:line="240" w:lineRule="auto"/>
               <w:jc w:val="center"/>
             </w:pPr>
             <w:r>
@@ -737,7 +737,7 @@
           </w:tcPr>
           <w:p>
             <w:pPr>
-              <w:spacing w:before="0" w:after="0"/>
+              <w:spacing w:before="0" w:after="0" w:line="240" w:lineRule="auto"/>
               <w:jc w:val="both"/>
             </w:pPr>
             <w:r>
@@ -773,7 +773,7 @@
           </w:tcPr>
           <w:p>
             <w:pPr>
-              <w:spacing w:before="0" w:after="0"/>
+              <w:spacing w:before="0" w:after="0" w:line="240" w:lineRule="auto"/>
               <w:jc w:val="center"/>
             </w:pPr>
             <w:r>
@@ -804,7 +804,7 @@
           </w:tcPr>
           <w:p>
             <w:pPr>
-              <w:spacing w:before="0" w:after="0"/>
+              <w:spacing w:before="0" w:after="0" w:line="240" w:lineRule="auto"/>
               <w:jc w:val="center"/>
             </w:pPr>
             <w:r>
@@ -835,7 +835,7 @@
           </w:tcPr>
           <w:p>
             <w:pPr>
-              <w:spacing w:before="0" w:after="0"/>
+              <w:spacing w:before="0" w:after="0" w:line="240" w:lineRule="auto"/>
               <w:jc w:val="both"/>
             </w:pPr>
             <w:r>
@@ -871,7 +871,7 @@
           </w:tcPr>
           <w:p>
             <w:pPr>
-              <w:spacing w:before="0" w:after="0"/>
+              <w:spacing w:before="0" w:after="0" w:line="240" w:lineRule="auto"/>
               <w:jc w:val="center"/>
             </w:pPr>
             <w:r>
@@ -902,7 +902,7 @@
           </w:tcPr>
           <w:p>
             <w:pPr>
-              <w:spacing w:before="0" w:after="0"/>
+              <w:spacing w:before="0" w:after="0" w:line="240" w:lineRule="auto"/>
               <w:jc w:val="center"/>
             </w:pPr>
             <w:r>
@@ -933,7 +933,7 @@
           </w:tcPr>
           <w:p>
             <w:pPr>
-              <w:spacing w:before="0" w:after="0"/>
+              <w:spacing w:before="0" w:after="0" w:line="240" w:lineRule="auto"/>
               <w:jc w:val="both"/>
             </w:pPr>
             <w:r>
@@ -969,7 +969,7 @@
           </w:tcPr>
           <w:p>
             <w:pPr>
-              <w:spacing w:before="0" w:after="0"/>
+              <w:spacing w:before="0" w:after="0" w:line="240" w:lineRule="auto"/>
               <w:jc w:val="center"/>
             </w:pPr>
             <w:r>
@@ -1000,7 +1000,7 @@
           </w:tcPr>
           <w:p>
             <w:pPr>
-              <w:spacing w:before="0" w:after="0"/>
+              <w:spacing w:before="0" w:after="0" w:line="240" w:lineRule="auto"/>
               <w:jc w:val="center"/>
             </w:pPr>
             <w:r>
@@ -1031,7 +1031,7 @@
           </w:tcPr>
           <w:p>
             <w:pPr>
-              <w:spacing w:before="0" w:after="0"/>
+              <w:spacing w:before="0" w:after="0" w:line="240" w:lineRule="auto"/>
               <w:jc w:val="both"/>
             </w:pPr>
             <w:r>
@@ -1067,7 +1067,7 @@
           </w:tcPr>
           <w:p>
             <w:pPr>
-              <w:spacing w:before="0" w:after="0"/>
+              <w:spacing w:before="0" w:after="0" w:line="240" w:lineRule="auto"/>
               <w:jc w:val="center"/>
             </w:pPr>
             <w:r>
@@ -1098,7 +1098,7 @@
           </w:tcPr>
           <w:p>
             <w:pPr>
-              <w:spacing w:before="0" w:after="0"/>
+              <w:spacing w:before="0" w:after="0" w:line="240" w:lineRule="auto"/>
               <w:jc w:val="center"/>
             </w:pPr>
             <w:r>
@@ -1129,7 +1129,7 @@
           </w:tcPr>
           <w:p>
             <w:pPr>
-              <w:spacing w:before="0" w:after="0"/>
+              <w:spacing w:before="0" w:after="0" w:line="240" w:lineRule="auto"/>
               <w:jc w:val="both"/>
             </w:pPr>
             <w:r>
@@ -1283,6 +1283,11 @@
     </w:p>
     <w:sectPr>
       <w:footerReference w:type="first" r:id="rId43"/>
+      <w:headerReference w:type="default" r:id="rId46"/>
+      <w:footerReference w:type="default" r:id="rId47"/>
+      <w:headerReference w:type="even" r:id="rId48"/>
+      <w:footerReference w:type="even" r:id="rId49"/>
+      <w:headerReference w:type="first" r:id="rId50"/>
       <w:type w:val="nextColumn"/>
       <w:pgSz w:w="10080" w:h="14400"/>
       <w:pgMar w:top="794" w:right="851" w:bottom="794" w:left="1077" w:header="454" w:footer="454" w:gutter="0"/>
@@ -2527,6 +2532,26 @@
 </w:ftr>
 </file>
 
+<file path=word/footer34.xml><?xml version="1.0" encoding="utf-8"?>
+<w:ftr xmlns:m="http://schemas.openxmlformats.org/officeDocument/2006/math" xmlns:mc="http://schemas.openxmlformats.org/markup-compatibility/2006" xmlns:mo="http://schemas.microsoft.com/office/mac/office/2008/main" xmlns:mv="urn:schemas-microsoft-com:mac:vml" xmlns:o="urn:schemas-microsoft-com:office:office" xmlns:r="http://schemas.openxmlformats.org/officeDocument/2006/relationships" xmlns:v="urn:schemas-microsoft-com:vml" xmlns:w10="urn:schemas-microsoft-com:office:word" xmlns:w14="http://schemas.microsoft.com/office/word/2010/wordml" xmlns:w="http://schemas.openxmlformats.org/wordprocessingml/2006/main" xmlns:wne="http://schemas.microsoft.com/office/word/2006/wordml" xmlns:wp14="http://schemas.microsoft.com/office/word/2010/wordprocessingDrawing" xmlns:wp="http://schemas.openxmlformats.org/drawingml/2006/wordprocessingDrawing" xmlns:wpc="http://schemas.microsoft.com/office/word/2010/wordprocessingCanvas" xmlns:wpg="http://schemas.microsoft.com/office/word/2010/wordprocessingGroup" xmlns:wpi="http://schemas.microsoft.com/office/word/2010/wordprocessingInk" xmlns:wps="http://schemas.microsoft.com/office/word/2010/wordprocessingShape" mc:Ignorable="w14 wp14">
+  <w:p>
+    <w:pPr>
+      <w:pStyle w:val="Footer"/>
+    </w:pPr>
+  </w:p>
+</w:ftr>
+</file>
+
+<file path=word/footer35.xml><?xml version="1.0" encoding="utf-8"?>
+<w:ftr xmlns:m="http://schemas.openxmlformats.org/officeDocument/2006/math" xmlns:mc="http://schemas.openxmlformats.org/markup-compatibility/2006" xmlns:mo="http://schemas.microsoft.com/office/mac/office/2008/main" xmlns:mv="urn:schemas-microsoft-com:mac:vml" xmlns:o="urn:schemas-microsoft-com:office:office" xmlns:r="http://schemas.openxmlformats.org/officeDocument/2006/relationships" xmlns:v="urn:schemas-microsoft-com:vml" xmlns:w10="urn:schemas-microsoft-com:office:word" xmlns:w14="http://schemas.microsoft.com/office/word/2010/wordml" xmlns:w="http://schemas.openxmlformats.org/wordprocessingml/2006/main" xmlns:wne="http://schemas.microsoft.com/office/word/2006/wordml" xmlns:wp14="http://schemas.microsoft.com/office/word/2010/wordprocessingDrawing" xmlns:wp="http://schemas.openxmlformats.org/drawingml/2006/wordprocessingDrawing" xmlns:wpc="http://schemas.microsoft.com/office/word/2010/wordprocessingCanvas" xmlns:wpg="http://schemas.microsoft.com/office/word/2010/wordprocessingGroup" xmlns:wpi="http://schemas.microsoft.com/office/word/2010/wordprocessingInk" xmlns:wps="http://schemas.microsoft.com/office/word/2010/wordprocessingShape" mc:Ignorable="w14 wp14">
+  <w:p>
+    <w:pPr>
+      <w:pStyle w:val="Footer"/>
+    </w:pPr>
+  </w:p>
+</w:ftr>
+</file>
+
 <file path=word/footer4.xml><?xml version="1.0" encoding="utf-8"?>
 <w:ftr xmlns:wpc="http://schemas.microsoft.com/office/word/2010/wordprocessingCanvas" xmlns:cx="http://schemas.microsoft.com/office/drawing/2014/chartex" xmlns:cx1="http://schemas.microsoft.com/office/drawing/2015/9/8/chartex" xmlns:cx2="http://schemas.microsoft.com/office/drawing/2015/10/21/chartex" xmlns:cx3="http://schemas.microsoft.com/office/drawing/2016/5/9/chartex" xmlns:cx4="http://schemas.microsoft.com/office/drawing/2016/5/10/chartex" xmlns:cx5="http://schemas.microsoft.com/office/drawing/2016/5/11/chartex" xmlns:cx6="http://schemas.microsoft.com/office/drawing/2016/5/12/chartex" xmlns:cx7="http://schemas.microsoft.com/office/drawing/2016/5/13/chartex" xmlns:cx8="http://schemas.microsoft.com/office/drawing/2016/5/14/chartex" xmlns:mc="http://schemas.openxmlformats.org/markup-compatibility/2006" xmlns:aink="http://schemas.microsoft.com/office/drawing/2016/ink" xmlns:am3d="http://schemas.microsoft.com/office/drawing/2017/model3d" xmlns:o="urn:schemas-microsoft-com:office:office" xmlns:oel="http://schemas.microsoft.com/office/2019/extlst" xmlns:r="http://schemas.openxmlformats.org/officeDocument/2006/relationships" xmlns:m="http://schemas.openxmlformats.org/officeDocument/2006/math" xmlns:v="urn:schemas-microsoft-com:vml" xmlns:wp14="http://schemas.microsoft.com/office/word/2010/wordprocessingDrawing" xmlns:wp="http://schemas.openxmlformats.org/drawingml/2006/wordprocessingDrawing" xmlns:w10="urn:schemas-microsoft-com:office:word" xmlns:w="http://schemas.openxmlformats.org/wordprocessingml/2006/main" xmlns:w14="http://schemas.microsoft.com/office/word/2010/wordml" xmlns:w15="http://schemas.microsoft.com/office/word/2012/wordml" xmlns:w16cex="http://schemas.microsoft.com/office/word/2018/wordml/cex" xmlns:w16cid="http://schemas.microsoft.com/office/word/2016/wordml/cid" xmlns:w16="http://schemas.microsoft.com/office/word/2018/wordml" xmlns:w16du="http://schemas.microsoft.com/office/word/2023/wordml/word16du" xmlns:w16sdtdh="http://schemas.microsoft.com/office/word/2020/wordml/sdtdatahash" xmlns:w16sdtfl="http://schemas.microsoft.com/office/word/2024/wordml/sdtformatlock" xmlns:w16se="http://schemas.microsoft.com/office/word/2015/wordml/symex" xmlns:wpg="http://schemas.microsoft.com/office/word/2010/wordprocessingGroup" xmlns:wpi="http://schemas.microsoft.com/office/word/2010/wordprocessingInk" xmlns:wne="http://schemas.microsoft.com/office/word/2006/wordml" xmlns:wps="http://schemas.microsoft.com/office/word/2010/wordprocessingShape" mc:Ignorable="w14 w15 w16se w16cid w16 w16cex w16sdtdh w16sdtfl w16du wp14">
   <w:p>
@@ -2784,6 +2809,36 @@
     <w:r>
       <w:t>TÍTULO DEL LIBRO</w:t>
     </w:r>
+  </w:p>
+</w:hdr>
+</file>
+
+<file path=word/header3.xml><?xml version="1.0" encoding="utf-8"?>
+<w:hdr xmlns:m="http://schemas.openxmlformats.org/officeDocument/2006/math" xmlns:mc="http://schemas.openxmlformats.org/markup-compatibility/2006" xmlns:mo="http://schemas.microsoft.com/office/mac/office/2008/main" xmlns:mv="urn:schemas-microsoft-com:mac:vml" xmlns:o="urn:schemas-microsoft-com:office:office" xmlns:r="http://schemas.openxmlformats.org/officeDocument/2006/relationships" xmlns:v="urn:schemas-microsoft-com:vml" xmlns:w10="urn:schemas-microsoft-com:office:word" xmlns:w14="http://schemas.microsoft.com/office/word/2010/wordml" xmlns:w="http://schemas.openxmlformats.org/wordprocessingml/2006/main" xmlns:wne="http://schemas.microsoft.com/office/word/2006/wordml" xmlns:wp14="http://schemas.microsoft.com/office/word/2010/wordprocessingDrawing" xmlns:wp="http://schemas.openxmlformats.org/drawingml/2006/wordprocessingDrawing" xmlns:wpc="http://schemas.microsoft.com/office/word/2010/wordprocessingCanvas" xmlns:wpg="http://schemas.microsoft.com/office/word/2010/wordprocessingGroup" xmlns:wpi="http://schemas.microsoft.com/office/word/2010/wordprocessingInk" xmlns:wps="http://schemas.microsoft.com/office/word/2010/wordprocessingShape" mc:Ignorable="w14 wp14">
+  <w:p>
+    <w:pPr>
+      <w:pStyle w:val="Header"/>
+    </w:pPr>
+  </w:p>
+</w:hdr>
+</file>
+
+<file path=word/header4.xml><?xml version="1.0" encoding="utf-8"?>
+<w:hdr xmlns:m="http://schemas.openxmlformats.org/officeDocument/2006/math" xmlns:mc="http://schemas.openxmlformats.org/markup-compatibility/2006" xmlns:mo="http://schemas.microsoft.com/office/mac/office/2008/main" xmlns:mv="urn:schemas-microsoft-com:mac:vml" xmlns:o="urn:schemas-microsoft-com:office:office" xmlns:r="http://schemas.openxmlformats.org/officeDocument/2006/relationships" xmlns:v="urn:schemas-microsoft-com:vml" xmlns:w10="urn:schemas-microsoft-com:office:word" xmlns:w14="http://schemas.microsoft.com/office/word/2010/wordml" xmlns:w="http://schemas.openxmlformats.org/wordprocessingml/2006/main" xmlns:wne="http://schemas.microsoft.com/office/word/2006/wordml" xmlns:wp14="http://schemas.microsoft.com/office/word/2010/wordprocessingDrawing" xmlns:wp="http://schemas.openxmlformats.org/drawingml/2006/wordprocessingDrawing" xmlns:wpc="http://schemas.microsoft.com/office/word/2010/wordprocessingCanvas" xmlns:wpg="http://schemas.microsoft.com/office/word/2010/wordprocessingGroup" xmlns:wpi="http://schemas.microsoft.com/office/word/2010/wordprocessingInk" xmlns:wps="http://schemas.microsoft.com/office/word/2010/wordprocessingShape" mc:Ignorable="w14 wp14">
+  <w:p>
+    <w:pPr>
+      <w:pStyle w:val="Header"/>
+    </w:pPr>
+  </w:p>
+</w:hdr>
+</file>
+
+<file path=word/header5.xml><?xml version="1.0" encoding="utf-8"?>
+<w:hdr xmlns:m="http://schemas.openxmlformats.org/officeDocument/2006/math" xmlns:mc="http://schemas.openxmlformats.org/markup-compatibility/2006" xmlns:mo="http://schemas.microsoft.com/office/mac/office/2008/main" xmlns:mv="urn:schemas-microsoft-com:mac:vml" xmlns:o="urn:schemas-microsoft-com:office:office" xmlns:r="http://schemas.openxmlformats.org/officeDocument/2006/relationships" xmlns:v="urn:schemas-microsoft-com:vml" xmlns:w10="urn:schemas-microsoft-com:office:word" xmlns:w14="http://schemas.microsoft.com/office/word/2010/wordml" xmlns:w="http://schemas.openxmlformats.org/wordprocessingml/2006/main" xmlns:wne="http://schemas.microsoft.com/office/word/2006/wordml" xmlns:wp14="http://schemas.microsoft.com/office/word/2010/wordprocessingDrawing" xmlns:wp="http://schemas.openxmlformats.org/drawingml/2006/wordprocessingDrawing" xmlns:wpc="http://schemas.microsoft.com/office/word/2010/wordprocessingCanvas" xmlns:wpg="http://schemas.microsoft.com/office/word/2010/wordprocessingGroup" xmlns:wpi="http://schemas.microsoft.com/office/word/2010/wordprocessingInk" xmlns:wps="http://schemas.microsoft.com/office/word/2010/wordprocessingShape" mc:Ignorable="w14 wp14">
+  <w:p>
+    <w:pPr>
+      <w:pStyle w:val="Header"/>
+    </w:pPr>
   </w:p>
 </w:hdr>
 </file>
